--- a/HCM_KS25_PhamQuocAnh_de01.docx
+++ b/HCM_KS25_PhamQuocAnh_de01.docx
@@ -3,6 +3,558 @@
 <w:document xmlns:wpc="http://schemas.microsoft.com/office/word/2010/wordprocessingCanvas" xmlns:cx="http://schemas.microsoft.com/office/drawing/2014/chartex" xmlns:cx1="http://schemas.microsoft.com/office/drawing/2015/9/8/chartex" xmlns:cx2="http://schemas.microsoft.com/office/drawing/2015/10/21/chartex" xmlns:cx3="http://schemas.microsoft.com/office/drawing/2016/5/9/chartex" xmlns:cx4="http://schemas.microsoft.com/office/drawing/2016/5/10/chartex" xmlns:cx5="http://schemas.microsoft.com/office/drawing/2016/5/11/chartex" xmlns:cx6="http://schemas.microsoft.com/office/drawing/2016/5/12/chartex" xmlns:cx7="http://schemas.microsoft.com/office/drawing/2016/5/13/chartex" xmlns:cx8="http://schemas.microsoft.com/office/drawing/2016/5/14/chartex" xmlns:mc="http://schemas.openxmlformats.org/markup-compatibility/2006" xmlns:o="urn:schemas-microsoft-com:office:office" xmlns:r="http://schemas.openxmlformats.org/officeDocument/2006/relationships" xmlns:m="http://schemas.openxmlformats.org/officeDocument/2006/math" xmlns:v="urn:schemas-microsoft-com:vml" xmlns:wp14="http://schemas.microsoft.com/office/word/2010/wordprocessingDrawing" xmlns:wp="http://schemas.openxmlformats.org/drawingml/2006/wordprocessingDrawing" xmlns:w="http://schemas.openxmlformats.org/wordprocessingml/2006/main" xmlns:w14="http://schemas.microsoft.com/office/word/2010/wordml" xmlns:w10="urn:schemas-microsoft-com:office:word" xmlns:w15="http://schemas.microsoft.com/office/word/2012/wordml" xmlns:wpg="http://schemas.microsoft.com/office/word/2010/wordprocessingGroup" xmlns:wpi="http://schemas.microsoft.com/office/word/2010/wordprocessingInk" xmlns:wne="http://schemas.microsoft.com/office/word/2006/wordml" xmlns:wps="http://schemas.microsoft.com/office/word/2010/wordprocessingShape" xmlns:wpsCustomData="http://www.wps.cn/officeDocument/2013/wpsCustomData" mc:Ignorable="w14 w15 wp14">
   <w:body>
     <w:p>
+      <w:pPr>
+        <w:rPr>
+          <w:rFonts w:hint="default"/>
+          <w:lang w:val="en-US"/>
+        </w:rPr>
+      </w:pPr>
+      <w:r>
+        <w:rPr>
+          <w:rFonts w:hint="default"/>
+          <w:lang w:val="en-US"/>
+        </w:rPr>
+        <w:t>Lớp: HCM_KS25_CNTT5</w:t>
+      </w:r>
+    </w:p>
+    <w:p>
+      <w:pPr>
+        <w:rPr>
+          <w:rFonts w:hint="default"/>
+          <w:lang w:val="en-US"/>
+        </w:rPr>
+      </w:pPr>
+      <w:r>
+        <w:rPr>
+          <w:rFonts w:hint="default"/>
+          <w:lang w:val="en-US"/>
+        </w:rPr>
+        <w:t>Sinh viên: Phạm Quốc Anh</w:t>
+      </w:r>
+    </w:p>
+    <w:p>
+      <w:pPr>
+        <w:rPr>
+          <w:rFonts w:hint="default"/>
+          <w:lang w:val="en-US"/>
+        </w:rPr>
+      </w:pPr>
+      <w:r>
+        <w:rPr>
+          <w:rFonts w:hint="default"/>
+          <w:lang w:val="en-US"/>
+        </w:rPr>
+        <w:t>Môn IT105-Phân tích thiết kế hệ thống</w:t>
+      </w:r>
+    </w:p>
+    <w:p>
+      <w:pPr>
+        <w:rPr>
+          <w:rFonts w:hint="default"/>
+          <w:lang w:val="en-US"/>
+        </w:rPr>
+      </w:pPr>
+    </w:p>
+    <w:p>
+      <w:pPr>
+        <w:rPr>
+          <w:rFonts w:hint="default"/>
+          <w:lang w:val="en-US"/>
+        </w:rPr>
+      </w:pPr>
+      <w:r>
+        <w:rPr>
+          <w:rFonts w:hint="default"/>
+          <w:lang w:val="en-US"/>
+        </w:rPr>
+        <w:t>Câu 1:</w:t>
+      </w:r>
+    </w:p>
+    <w:p>
+      <w:pPr>
+        <w:rPr>
+          <w:rFonts w:hint="default"/>
+          <w:lang w:val="en-US"/>
+        </w:rPr>
+      </w:pPr>
+    </w:p>
+    <w:tbl>
+      <w:tblPr>
+        <w:tblStyle w:val="4"/>
+        <w:tblW w:w="9637" w:type="dxa"/>
+        <w:tblInd w:w="0" w:type="dxa"/>
+        <w:tblBorders>
+          <w:top w:val="single" w:color="auto" w:sz="4" w:space="0"/>
+          <w:left w:val="single" w:color="auto" w:sz="4" w:space="0"/>
+          <w:bottom w:val="single" w:color="auto" w:sz="4" w:space="0"/>
+          <w:right w:val="single" w:color="auto" w:sz="4" w:space="0"/>
+          <w:insideH w:val="single" w:color="auto" w:sz="4" w:space="0"/>
+          <w:insideV w:val="single" w:color="auto" w:sz="4" w:space="0"/>
+        </w:tblBorders>
+        <w:tblLayout w:type="autofit"/>
+        <w:tblCellMar>
+          <w:left w:w="108" w:type="dxa"/>
+          <w:right w:w="108" w:type="dxa"/>
+        </w:tblCellMar>
+      </w:tblPr>
+      <w:tblGrid>
+        <w:gridCol w:w="2452"/>
+        <w:gridCol w:w="7185"/>
+      </w:tblGrid>
+      <w:tr>
+        <w:trPr>
+          <w:trHeight w:val="202" w:hRule="atLeast"/>
+        </w:trPr>
+        <w:tc>
+          <w:tcPr>
+            <w:tcW w:w="2452" w:type="dxa"/>
+            <w:shd w:val="clear" w:color="auto" w:fill="4874CB" w:themeFill="accent1"/>
+          </w:tcPr>
+          <w:p>
+            <w:pPr>
+              <w:jc w:val="center"/>
+              <w:rPr>
+                <w:rFonts w:hint="default"/>
+                <w:vertAlign w:val="baseline"/>
+                <w:lang w:val="en-US"/>
+              </w:rPr>
+            </w:pPr>
+            <w:r>
+              <w:rPr>
+                <w:rFonts w:hint="default"/>
+                <w:color w:val="E7E6E6" w:themeColor="background2"/>
+                <w:vertAlign w:val="baseline"/>
+                <w:lang w:val="en-US"/>
+                <w14:textFill>
+                  <w14:solidFill>
+                    <w14:schemeClr w14:val="bg2"/>
+                  </w14:solidFill>
+                </w14:textFill>
+              </w:rPr>
+              <w:t>Mục</w:t>
+            </w:r>
+          </w:p>
+        </w:tc>
+        <w:tc>
+          <w:tcPr>
+            <w:tcW w:w="7185" w:type="dxa"/>
+            <w:shd w:val="clear" w:color="auto" w:fill="4874CB" w:themeFill="accent1"/>
+          </w:tcPr>
+          <w:p>
+            <w:pPr>
+              <w:jc w:val="center"/>
+              <w:rPr>
+                <w:rFonts w:hint="default"/>
+                <w:vertAlign w:val="baseline"/>
+                <w:lang w:val="en-US"/>
+              </w:rPr>
+            </w:pPr>
+            <w:r>
+              <w:rPr>
+                <w:rFonts w:hint="default"/>
+                <w:color w:val="E7E6E6" w:themeColor="background2"/>
+                <w:vertAlign w:val="baseline"/>
+                <w:lang w:val="en-US"/>
+                <w14:textFill>
+                  <w14:solidFill>
+                    <w14:schemeClr w14:val="bg2"/>
+                  </w14:solidFill>
+                </w14:textFill>
+              </w:rPr>
+              <w:t>Nội dung</w:t>
+            </w:r>
+          </w:p>
+        </w:tc>
+      </w:tr>
+      <w:tr>
+        <w:trPr>
+          <w:trHeight w:val="216" w:hRule="atLeast"/>
+        </w:trPr>
+        <w:tc>
+          <w:tcPr>
+            <w:tcW w:w="2452" w:type="dxa"/>
+          </w:tcPr>
+          <w:p>
+            <w:pPr>
+              <w:jc w:val="center"/>
+              <w:rPr>
+                <w:rFonts w:hint="default"/>
+                <w:vertAlign w:val="baseline"/>
+                <w:lang w:val="en-US"/>
+              </w:rPr>
+            </w:pPr>
+            <w:r>
+              <w:rPr>
+                <w:rFonts w:hint="default"/>
+                <w:vertAlign w:val="baseline"/>
+                <w:lang w:val="en-US"/>
+              </w:rPr>
+              <w:t>Actor chính - Vai trò</w:t>
+            </w:r>
+          </w:p>
+        </w:tc>
+        <w:tc>
+          <w:tcPr>
+            <w:tcW w:w="7185" w:type="dxa"/>
+          </w:tcPr>
+          <w:p>
+            <w:pPr>
+              <w:rPr>
+                <w:rFonts w:hint="default"/>
+                <w:vertAlign w:val="baseline"/>
+                <w:lang w:val="en-US"/>
+              </w:rPr>
+            </w:pPr>
+            <w:r>
+              <w:rPr>
+                <w:rFonts w:hint="default"/>
+                <w:vertAlign w:val="baseline"/>
+                <w:lang w:val="en-US"/>
+              </w:rPr>
+              <w:t>- Bệnh nhân thực hiện chọn ngày khám, chọn khoa khám, bác sĩ, chọn khung giờ, xem chi tiết chi phí khám chữa bệnh, thông tin lịch khám và xác nhận đặt lịch</w:t>
+            </w:r>
+          </w:p>
+        </w:tc>
+      </w:tr>
+      <w:tr>
+        <w:tc>
+          <w:tcPr>
+            <w:tcW w:w="2452" w:type="dxa"/>
+          </w:tcPr>
+          <w:p>
+            <w:pPr>
+              <w:jc w:val="center"/>
+              <w:rPr>
+                <w:rFonts w:hint="default"/>
+                <w:vertAlign w:val="baseline"/>
+                <w:lang w:val="en-US"/>
+              </w:rPr>
+            </w:pPr>
+            <w:r>
+              <w:rPr>
+                <w:rFonts w:hint="default"/>
+                <w:vertAlign w:val="baseline"/>
+                <w:lang w:val="en-US"/>
+              </w:rPr>
+              <w:t>Yêu cầu chức năng</w:t>
+            </w:r>
+          </w:p>
+        </w:tc>
+        <w:tc>
+          <w:tcPr>
+            <w:tcW w:w="7185" w:type="dxa"/>
+          </w:tcPr>
+          <w:p>
+            <w:pPr>
+              <w:numPr>
+                <w:ilvl w:val="0"/>
+                <w:numId w:val="1"/>
+              </w:numPr>
+              <w:rPr>
+                <w:rFonts w:hint="default"/>
+                <w:vertAlign w:val="baseline"/>
+                <w:lang w:val="en-US"/>
+              </w:rPr>
+            </w:pPr>
+            <w:r>
+              <w:rPr>
+                <w:rFonts w:hint="default"/>
+                <w:vertAlign w:val="baseline"/>
+                <w:lang w:val="en-US"/>
+              </w:rPr>
+              <w:t>Chọn chuyên khoa và ngày khám</w:t>
+            </w:r>
+          </w:p>
+          <w:p>
+            <w:pPr>
+              <w:numPr>
+                <w:ilvl w:val="0"/>
+                <w:numId w:val="1"/>
+              </w:numPr>
+              <w:ind w:left="0" w:leftChars="0" w:firstLine="0" w:firstLineChars="0"/>
+              <w:rPr>
+                <w:rFonts w:hint="default"/>
+                <w:vertAlign w:val="baseline"/>
+                <w:lang w:val="en-US"/>
+              </w:rPr>
+            </w:pPr>
+            <w:r>
+              <w:rPr>
+                <w:rFonts w:hint="default"/>
+                <w:vertAlign w:val="baseline"/>
+                <w:lang w:val="en-US"/>
+              </w:rPr>
+              <w:t xml:space="preserve">Chọn bác sĩ </w:t>
+            </w:r>
+          </w:p>
+          <w:p>
+            <w:pPr>
+              <w:numPr>
+                <w:ilvl w:val="0"/>
+                <w:numId w:val="1"/>
+              </w:numPr>
+              <w:ind w:left="0" w:leftChars="0" w:firstLine="0" w:firstLineChars="0"/>
+              <w:rPr>
+                <w:rFonts w:hint="default"/>
+                <w:vertAlign w:val="baseline"/>
+                <w:lang w:val="en-US"/>
+              </w:rPr>
+            </w:pPr>
+            <w:r>
+              <w:rPr>
+                <w:rFonts w:hint="default"/>
+                <w:vertAlign w:val="baseline"/>
+                <w:lang w:val="en-US"/>
+              </w:rPr>
+              <w:t>Chọn dịch vụ muốn khám</w:t>
+            </w:r>
+          </w:p>
+          <w:p>
+            <w:pPr>
+              <w:numPr>
+                <w:ilvl w:val="0"/>
+                <w:numId w:val="1"/>
+              </w:numPr>
+              <w:ind w:left="0" w:leftChars="0" w:firstLine="0" w:firstLineChars="0"/>
+              <w:rPr>
+                <w:rFonts w:hint="default"/>
+                <w:vertAlign w:val="baseline"/>
+                <w:lang w:val="en-US"/>
+              </w:rPr>
+            </w:pPr>
+            <w:r>
+              <w:rPr>
+                <w:rFonts w:hint="default"/>
+                <w:vertAlign w:val="baseline"/>
+                <w:lang w:val="en-US"/>
+              </w:rPr>
+              <w:t>Xem chi phí dự kiến</w:t>
+            </w:r>
+          </w:p>
+          <w:p>
+            <w:pPr>
+              <w:rPr>
+                <w:rFonts w:hint="default"/>
+                <w:vertAlign w:val="baseline"/>
+                <w:lang w:val="en-US"/>
+              </w:rPr>
+            </w:pPr>
+          </w:p>
+        </w:tc>
+      </w:tr>
+      <w:tr>
+        <w:tc>
+          <w:tcPr>
+            <w:tcW w:w="2452" w:type="dxa"/>
+          </w:tcPr>
+          <w:p>
+            <w:pPr>
+              <w:jc w:val="center"/>
+              <w:rPr>
+                <w:rFonts w:hint="default"/>
+                <w:vertAlign w:val="baseline"/>
+                <w:lang w:val="en-US"/>
+              </w:rPr>
+            </w:pPr>
+            <w:r>
+              <w:rPr>
+                <w:rFonts w:hint="default"/>
+                <w:vertAlign w:val="baseline"/>
+                <w:lang w:val="en-US"/>
+              </w:rPr>
+              <w:t>Yêu cầu phi chức năng</w:t>
+            </w:r>
+          </w:p>
+        </w:tc>
+        <w:tc>
+          <w:tcPr>
+            <w:tcW w:w="7185" w:type="dxa"/>
+          </w:tcPr>
+          <w:p>
+            <w:pPr>
+              <w:rPr>
+                <w:rFonts w:hint="default"/>
+                <w:vertAlign w:val="baseline"/>
+                <w:lang w:val="en-US"/>
+              </w:rPr>
+            </w:pPr>
+            <w:r>
+              <w:rPr>
+                <w:rFonts w:hint="default"/>
+                <w:vertAlign w:val="baseline"/>
+                <w:lang w:val="en-US"/>
+              </w:rPr>
+              <w:t>- Yêu cầu hệ thống bảo mật thông tin người dùng</w:t>
+            </w:r>
+          </w:p>
+          <w:p>
+            <w:pPr>
+              <w:rPr>
+                <w:rFonts w:hint="default"/>
+                <w:vertAlign w:val="baseline"/>
+                <w:lang w:val="en-US"/>
+              </w:rPr>
+            </w:pPr>
+            <w:r>
+              <w:rPr>
+                <w:rFonts w:hint="default"/>
+                <w:vertAlign w:val="baseline"/>
+                <w:lang w:val="en-US"/>
+              </w:rPr>
+              <w:t>- Yêu cầu hệ thống có thể xử lí 1000 đơn mà không bị quá tải</w:t>
+            </w:r>
+          </w:p>
+        </w:tc>
+      </w:tr>
+      <w:tr>
+        <w:tc>
+          <w:tcPr>
+            <w:tcW w:w="2452" w:type="dxa"/>
+          </w:tcPr>
+          <w:p>
+            <w:pPr>
+              <w:jc w:val="center"/>
+              <w:rPr>
+                <w:rFonts w:hint="default"/>
+                <w:vertAlign w:val="baseline"/>
+                <w:lang w:val="en-US"/>
+              </w:rPr>
+            </w:pPr>
+            <w:r>
+              <w:rPr>
+                <w:rFonts w:hint="default"/>
+                <w:vertAlign w:val="baseline"/>
+                <w:lang w:val="en-US"/>
+              </w:rPr>
+              <w:t>BR1 -&gt; Bước 1</w:t>
+            </w:r>
+          </w:p>
+        </w:tc>
+        <w:tc>
+          <w:tcPr>
+            <w:tcW w:w="7185" w:type="dxa"/>
+          </w:tcPr>
+          <w:p>
+            <w:pPr>
+              <w:rPr>
+                <w:rFonts w:hint="default"/>
+                <w:vertAlign w:val="baseline"/>
+                <w:lang w:val="en-US"/>
+              </w:rPr>
+            </w:pPr>
+            <w:r>
+              <w:rPr>
+                <w:rFonts w:hint="default"/>
+                <w:vertAlign w:val="baseline"/>
+                <w:lang w:val="en-US"/>
+              </w:rPr>
+              <w:t>BR1: Chỉ đặt lịch khám trong vòng 14 ngày -&gt; Bước 1: Chọn chuyên khoa và ngày khám -&gt; Nếu lịch khám được đặt vượt quá 14 ngày thì thông báo lỗi và huỷ yêu cầu</w:t>
+            </w:r>
+          </w:p>
+        </w:tc>
+      </w:tr>
+      <w:tr>
+        <w:tc>
+          <w:tcPr>
+            <w:tcW w:w="2452" w:type="dxa"/>
+          </w:tcPr>
+          <w:p>
+            <w:pPr>
+              <w:jc w:val="center"/>
+              <w:rPr>
+                <w:rFonts w:hint="default"/>
+                <w:vertAlign w:val="baseline"/>
+                <w:lang w:val="en-US"/>
+              </w:rPr>
+            </w:pPr>
+            <w:r>
+              <w:rPr>
+                <w:rFonts w:hint="default"/>
+                <w:vertAlign w:val="baseline"/>
+                <w:lang w:val="en-US"/>
+              </w:rPr>
+              <w:t>BR 3-&gt; Bước 6</w:t>
+            </w:r>
+          </w:p>
+        </w:tc>
+        <w:tc>
+          <w:tcPr>
+            <w:tcW w:w="7185" w:type="dxa"/>
+          </w:tcPr>
+          <w:p>
+            <w:pPr>
+              <w:rPr>
+                <w:rFonts w:hint="default"/>
+                <w:vertAlign w:val="baseline"/>
+                <w:lang w:val="en-US"/>
+              </w:rPr>
+            </w:pPr>
+            <w:r>
+              <w:rPr>
+                <w:rFonts w:hint="default"/>
+                <w:vertAlign w:val="baseline"/>
+                <w:lang w:val="en-US"/>
+              </w:rPr>
+              <w:t>BR3: Mỗi lịch hẹn thuộc 1 bệnh nhân và 1 khung giờ, bệnh nhân có thể có nhiều lịch hẹn nhưng không được đặt 2 lịch hẹn cùng khung giờ -&gt; Bước 6: Hệ thống kiểm tra khung giờ còn chổ -&gt; A2 ( Bước 6 ): Nếu khung giờ hết chổ -&gt; Thông báo quay lại bước 3</w:t>
+            </w:r>
+          </w:p>
+        </w:tc>
+      </w:tr>
+      <w:tr>
+        <w:tc>
+          <w:tcPr>
+            <w:tcW w:w="2452" w:type="dxa"/>
+          </w:tcPr>
+          <w:p>
+            <w:pPr>
+              <w:jc w:val="center"/>
+              <w:rPr>
+                <w:rFonts w:hint="default"/>
+                <w:vertAlign w:val="baseline"/>
+                <w:lang w:val="en-US"/>
+              </w:rPr>
+            </w:pPr>
+            <w:r>
+              <w:rPr>
+                <w:rFonts w:hint="default"/>
+                <w:vertAlign w:val="baseline"/>
+                <w:lang w:val="en-US"/>
+              </w:rPr>
+              <w:t>Điểm chưa rõ - Câu hỏi</w:t>
+            </w:r>
+          </w:p>
+        </w:tc>
+        <w:tc>
+          <w:tcPr>
+            <w:tcW w:w="7185" w:type="dxa"/>
+          </w:tcPr>
+          <w:p>
+            <w:pPr>
+              <w:rPr>
+                <w:rFonts w:hint="default"/>
+                <w:vertAlign w:val="baseline"/>
+                <w:lang w:val="en-US"/>
+              </w:rPr>
+            </w:pPr>
+          </w:p>
+        </w:tc>
+      </w:tr>
+    </w:tbl>
+    <w:p>
+      <w:pPr>
+        <w:rPr>
+          <w:rFonts w:hint="default"/>
+          <w:lang w:val="en-US"/>
+        </w:rPr>
+      </w:pPr>
+    </w:p>
+    <w:p>
+      <w:pPr>
+        <w:rPr>
+          <w:rFonts w:hint="default"/>
+          <w:lang w:val="en-US"/>
+        </w:rPr>
+      </w:pPr>
       <w:bookmarkStart w:id="0" w:name="_GoBack"/>
       <w:bookmarkEnd w:id="0"/>
     </w:p>
@@ -14,6 +566,26 @@
     </w:sectPr>
   </w:body>
 </w:document>
+</file>
+
+<file path=word/numbering.xml><?xml version="1.0" encoding="utf-8"?>
+<w:numbering xmlns:wpc="http://schemas.microsoft.com/office/word/2010/wordprocessingCanvas" xmlns:mc="http://schemas.openxmlformats.org/markup-compatibility/2006" xmlns:o="urn:schemas-microsoft-com:office:office" xmlns:r="http://schemas.openxmlformats.org/officeDocument/2006/relationships" xmlns:m="http://schemas.openxmlformats.org/officeDocument/2006/math" xmlns:v="urn:schemas-microsoft-com:vml" xmlns:wp14="http://schemas.microsoft.com/office/word/2010/wordprocessingDrawing" xmlns:wp="http://schemas.openxmlformats.org/drawingml/2006/wordprocessingDrawing" xmlns:w10="urn:schemas-microsoft-com:office:word" xmlns:w="http://schemas.openxmlformats.org/wordprocessingml/2006/main" xmlns:w14="http://schemas.microsoft.com/office/word/2010/wordml" xmlns:wpg="http://schemas.microsoft.com/office/word/2010/wordprocessingGroup" xmlns:wpi="http://schemas.microsoft.com/office/word/2010/wordprocessingInk" xmlns:wne="http://schemas.microsoft.com/office/word/2006/wordml" xmlns:wps="http://schemas.microsoft.com/office/word/2010/wordprocessingShape" xmlns:wpsCustomData="http://www.wps.cn/officeDocument/2013/wpsCustomData" mc:Ignorable="w14 wp14">
+  <w:abstractNum w:abstractNumId="0">
+    <w:nsid w:val="6BEEDC6B"/>
+    <w:multiLevelType w:val="singleLevel"/>
+    <w:tmpl w:val="6BEEDC6B"/>
+    <w:lvl w:ilvl="0" w:tentative="0">
+      <w:start w:val="1"/>
+      <w:numFmt w:val="decimal"/>
+      <w:suff w:val="space"/>
+      <w:lvlText w:val="%1."/>
+      <w:lvlJc w:val="left"/>
+    </w:lvl>
+  </w:abstractNum>
+  <w:num w:numId="1">
+    <w:abstractNumId w:val="0"/>
+  </w:num>
+</w:numbering>
 </file>
 
 <file path=word/styles.xml><?xml version="1.0" encoding="utf-8"?>
@@ -303,6 +875,25 @@
       </w:tblCellMar>
     </w:tblPr>
   </w:style>
+  <w:style w:type="table" w:styleId="4">
+    <w:name w:val="Table Grid"/>
+    <w:basedOn w:val="3"/>
+    <w:uiPriority w:val="0"/>
+    <w:pPr>
+      <w:widowControl w:val="0"/>
+      <w:jc w:val="both"/>
+    </w:pPr>
+    <w:tblPr>
+      <w:tblBorders>
+        <w:top w:val="single" w:color="auto" w:sz="4" w:space="0"/>
+        <w:left w:val="single" w:color="auto" w:sz="4" w:space="0"/>
+        <w:bottom w:val="single" w:color="auto" w:sz="4" w:space="0"/>
+        <w:right w:val="single" w:color="auto" w:sz="4" w:space="0"/>
+        <w:insideH w:val="single" w:color="auto" w:sz="4" w:space="0"/>
+        <w:insideV w:val="single" w:color="auto" w:sz="4" w:space="0"/>
+      </w:tblBorders>
+    </w:tblPr>
+  </w:style>
 </w:styles>
 </file>
 

--- a/HCM_KS25_PhamQuocAnh_de01.docx
+++ b/HCM_KS25_PhamQuocAnh_de01.docx
@@ -54,6 +54,37 @@
           <w:lang w:val="en-US"/>
         </w:rPr>
       </w:pPr>
+      <w:r>
+        <w:rPr>
+          <w:rFonts w:hint="default"/>
+          <w:lang w:val="en-US"/>
+        </w:rPr>
+        <w:t xml:space="preserve">FIGMA: </w:t>
+      </w:r>
+      <w:r>
+        <w:rPr>
+          <w:rFonts w:hint="default"/>
+          <w:color w:val="4874CB" w:themeColor="accent1"/>
+          <w:sz w:val="16"/>
+          <w:szCs w:val="16"/>
+          <w:u w:val="single"/>
+          <w:lang w:val="en-US"/>
+          <w14:textFill>
+            <w14:solidFill>
+              <w14:schemeClr w14:val="accent1"/>
+            </w14:solidFill>
+          </w14:textFill>
+        </w:rPr>
+        <w:t>https://www.figma.com/design/QUlODnyxjPNrCFl0eZyx6c/HCMKS25_PhamQuocAnh_de01?node-id=0-1&amp;t=5Zo8AXythodyf4Y9-1</w:t>
+      </w:r>
+    </w:p>
+    <w:p>
+      <w:pPr>
+        <w:rPr>
+          <w:rFonts w:hint="default"/>
+          <w:lang w:val="en-US"/>
+        </w:rPr>
+      </w:pPr>
     </w:p>
     <w:p>
       <w:pPr>
@@ -69,14 +100,6 @@
         </w:rPr>
         <w:t>Câu 1:</w:t>
       </w:r>
-    </w:p>
-    <w:p>
-      <w:pPr>
-        <w:rPr>
-          <w:rFonts w:hint="default"/>
-          <w:lang w:val="en-US"/>
-        </w:rPr>
-      </w:pPr>
     </w:p>
     <w:tbl>
       <w:tblPr>
@@ -555,6 +578,985 @@
           <w:lang w:val="en-US"/>
         </w:rPr>
       </w:pPr>
+      <w:r>
+        <w:rPr>
+          <w:rFonts w:hint="default"/>
+          <w:lang w:val="en-US"/>
+        </w:rPr>
+        <w:t>Câu 2:</w:t>
+      </w:r>
+    </w:p>
+    <w:p>
+      <w:pPr>
+        <w:rPr>
+          <w:rFonts w:hint="default"/>
+          <w:lang w:val="en-US"/>
+        </w:rPr>
+      </w:pPr>
+      <w:r>
+        <w:rPr>
+          <w:rFonts w:hint="default"/>
+          <w:lang w:val="en-US"/>
+        </w:rPr>
+        <w:t>Main Flow:</w:t>
+      </w:r>
+    </w:p>
+    <w:p>
+      <w:pPr>
+        <w:numPr>
+          <w:ilvl w:val="0"/>
+          <w:numId w:val="2"/>
+        </w:numPr>
+        <w:rPr>
+          <w:rFonts w:hint="default"/>
+          <w:lang w:val="en-US"/>
+        </w:rPr>
+      </w:pPr>
+      <w:r>
+        <w:rPr>
+          <w:rFonts w:hint="default"/>
+          <w:lang w:val="en-US"/>
+        </w:rPr>
+        <w:t>Chọn chuyên khoa và ngày khám</w:t>
+      </w:r>
+    </w:p>
+    <w:p>
+      <w:pPr>
+        <w:numPr>
+          <w:ilvl w:val="0"/>
+          <w:numId w:val="2"/>
+        </w:numPr>
+        <w:ind w:left="0" w:leftChars="0" w:firstLine="0" w:firstLineChars="0"/>
+        <w:rPr>
+          <w:rFonts w:hint="default"/>
+          <w:lang w:val="en-US"/>
+        </w:rPr>
+      </w:pPr>
+      <w:r>
+        <w:rPr>
+          <w:rFonts w:hint="default"/>
+          <w:lang w:val="en-US"/>
+        </w:rPr>
+        <w:t>Hệ thống hiển thị bác sĩ và khung giờ</w:t>
+      </w:r>
+      <w:r>
+        <w:rPr>
+          <w:rFonts w:hint="default"/>
+          <w:lang w:val="en-US"/>
+        </w:rPr>
+        <w:tab/>
+        <w:t/>
+      </w:r>
+      <w:r>
+        <w:rPr>
+          <w:rFonts w:hint="default"/>
+          <w:lang w:val="en-US"/>
+        </w:rPr>
+        <w:tab/>
+      </w:r>
+    </w:p>
+    <w:p>
+      <w:pPr>
+        <w:numPr>
+          <w:ilvl w:val="0"/>
+          <w:numId w:val="2"/>
+        </w:numPr>
+        <w:ind w:left="0" w:leftChars="0" w:firstLine="0" w:firstLineChars="0"/>
+        <w:rPr>
+          <w:rFonts w:hint="default"/>
+          <w:lang w:val="en-US"/>
+        </w:rPr>
+      </w:pPr>
+      <w:r>
+        <w:rPr>
+          <w:rFonts w:hint="default"/>
+          <w:lang w:val="en-US"/>
+        </w:rPr>
+        <w:t>Chọn 1 bác sĩ, 1 khung giờ, bấm “Tiếp tục”</w:t>
+      </w:r>
+    </w:p>
+    <w:p>
+      <w:pPr>
+        <w:rPr>
+          <w:rFonts w:hint="default"/>
+          <w:lang w:val="en-US"/>
+        </w:rPr>
+      </w:pPr>
+      <w:r>
+        <w:rPr>
+          <w:rFonts w:hint="default"/>
+          <w:lang w:val="en-US"/>
+        </w:rPr>
+        <w:t xml:space="preserve">4.Chọn dịch vụ xét nghiệm ( không bắt buộc ), nhập triệu chứng  </w:t>
+      </w:r>
+    </w:p>
+    <w:p>
+      <w:pPr>
+        <w:rPr>
+          <w:rFonts w:hint="default"/>
+          <w:lang w:val="en-US"/>
+        </w:rPr>
+      </w:pPr>
+      <w:r>
+        <w:rPr>
+          <w:rFonts w:hint="default"/>
+          <w:lang w:val="en-US"/>
+        </w:rPr>
+        <w:t>5. Xem chi phí dự kiến, bấm “Xác nhận đặt lịch</w:t>
+      </w:r>
+    </w:p>
+    <w:p>
+      <w:pPr>
+        <w:rPr>
+          <w:rFonts w:hint="default"/>
+          <w:lang w:val="en-US"/>
+        </w:rPr>
+      </w:pPr>
+      <w:r>
+        <w:rPr>
+          <w:rFonts w:hint="default"/>
+          <w:lang w:val="en-US"/>
+        </w:rPr>
+        <w:t xml:space="preserve">6.Hệ thống kiểm tra khung giờ còn chổ, tạo lịch hẹn, cấp số thứ tự, hiển thị thành công </w:t>
+      </w:r>
+    </w:p>
+    <w:p>
+      <w:pPr>
+        <w:rPr>
+          <w:rFonts w:hint="default"/>
+          <w:lang w:val="en-US"/>
+        </w:rPr>
+      </w:pPr>
+    </w:p>
+    <w:p>
+      <w:pPr>
+        <w:rPr>
+          <w:rFonts w:hint="default"/>
+          <w:lang w:val="en-US"/>
+        </w:rPr>
+      </w:pPr>
+      <w:r>
+        <w:rPr>
+          <w:rFonts w:hint="default"/>
+          <w:lang w:val="en-US"/>
+        </w:rPr>
+        <w:t xml:space="preserve">Ảnh: </w:t>
+      </w:r>
+    </w:p>
+    <w:p>
+      <w:r>
+        <w:drawing>
+          <wp:inline distT="0" distB="0" distL="114300" distR="114300">
+            <wp:extent cx="2334260" cy="2917190"/>
+            <wp:effectExtent l="0" t="0" r="2540" b="3810"/>
+            <wp:docPr id="1" name="Picture 1"/>
+            <wp:cNvGraphicFramePr>
+              <a:graphicFrameLocks xmlns:a="http://schemas.openxmlformats.org/drawingml/2006/main" noChangeAspect="1"/>
+            </wp:cNvGraphicFramePr>
+            <a:graphic xmlns:a="http://schemas.openxmlformats.org/drawingml/2006/main">
+              <a:graphicData uri="http://schemas.openxmlformats.org/drawingml/2006/picture">
+                <pic:pic xmlns:pic="http://schemas.openxmlformats.org/drawingml/2006/picture">
+                  <pic:nvPicPr>
+                    <pic:cNvPr id="1" name="Picture 1"/>
+                    <pic:cNvPicPr>
+                      <a:picLocks noChangeAspect="1"/>
+                    </pic:cNvPicPr>
+                  </pic:nvPicPr>
+                  <pic:blipFill>
+                    <a:blip r:embed="rId4"/>
+                    <a:stretch>
+                      <a:fillRect/>
+                    </a:stretch>
+                  </pic:blipFill>
+                  <pic:spPr>
+                    <a:xfrm>
+                      <a:off x="0" y="0"/>
+                      <a:ext cx="2334260" cy="2917190"/>
+                    </a:xfrm>
+                    <a:prstGeom prst="rect">
+                      <a:avLst/>
+                    </a:prstGeom>
+                    <a:noFill/>
+                    <a:ln>
+                      <a:noFill/>
+                    </a:ln>
+                  </pic:spPr>
+                </pic:pic>
+              </a:graphicData>
+            </a:graphic>
+          </wp:inline>
+        </w:drawing>
+      </w:r>
+    </w:p>
+    <w:p/>
+    <w:p>
+      <w:pPr>
+        <w:rPr>
+          <w:rFonts w:hint="default"/>
+          <w:lang w:val="en-US"/>
+        </w:rPr>
+      </w:pPr>
+      <w:r>
+        <w:rPr>
+          <w:rFonts w:hint="default"/>
+          <w:lang w:val="en-US"/>
+        </w:rPr>
+        <w:t>Câu 3:</w:t>
+      </w:r>
+    </w:p>
+    <w:p>
+      <w:pPr>
+        <w:rPr>
+          <w:rFonts w:hint="default"/>
+          <w:lang w:val="en-US"/>
+        </w:rPr>
+      </w:pPr>
+    </w:p>
+    <w:tbl>
+      <w:tblPr>
+        <w:tblStyle w:val="4"/>
+        <w:tblW w:w="0" w:type="auto"/>
+        <w:tblInd w:w="0" w:type="dxa"/>
+        <w:tblBorders>
+          <w:top w:val="single" w:color="auto" w:sz="4" w:space="0"/>
+          <w:left w:val="single" w:color="auto" w:sz="4" w:space="0"/>
+          <w:bottom w:val="single" w:color="auto" w:sz="4" w:space="0"/>
+          <w:right w:val="single" w:color="auto" w:sz="4" w:space="0"/>
+          <w:insideH w:val="single" w:color="auto" w:sz="4" w:space="0"/>
+          <w:insideV w:val="single" w:color="auto" w:sz="4" w:space="0"/>
+        </w:tblBorders>
+        <w:tblLayout w:type="autofit"/>
+        <w:tblCellMar>
+          <w:left w:w="108" w:type="dxa"/>
+          <w:right w:w="108" w:type="dxa"/>
+        </w:tblCellMar>
+      </w:tblPr>
+      <w:tblGrid>
+        <w:gridCol w:w="4261"/>
+        <w:gridCol w:w="4261"/>
+      </w:tblGrid>
+      <w:tr>
+        <w:tc>
+          <w:tcPr>
+            <w:tcW w:w="4261" w:type="dxa"/>
+          </w:tcPr>
+          <w:p>
+            <w:pPr>
+              <w:rPr>
+                <w:rFonts w:hint="default"/>
+                <w:vertAlign w:val="baseline"/>
+                <w:lang w:val="en-US"/>
+              </w:rPr>
+            </w:pPr>
+            <w:r>
+              <w:rPr>
+                <w:rFonts w:hint="default"/>
+                <w:vertAlign w:val="baseline"/>
+                <w:lang w:val="en-US"/>
+              </w:rPr>
+              <w:t>Thuộc tính</w:t>
+            </w:r>
+          </w:p>
+        </w:tc>
+        <w:tc>
+          <w:tcPr>
+            <w:tcW w:w="4261" w:type="dxa"/>
+          </w:tcPr>
+          <w:p>
+            <w:pPr>
+              <w:rPr>
+                <w:rFonts w:hint="default"/>
+                <w:vertAlign w:val="baseline"/>
+                <w:lang w:val="en-US"/>
+              </w:rPr>
+            </w:pPr>
+            <w:r>
+              <w:rPr>
+                <w:rFonts w:hint="default"/>
+                <w:vertAlign w:val="baseline"/>
+                <w:lang w:val="en-US"/>
+              </w:rPr>
+              <w:t>Đặt ở bảng</w:t>
+            </w:r>
+          </w:p>
+        </w:tc>
+      </w:tr>
+      <w:tr>
+        <w:tc>
+          <w:tcPr>
+            <w:tcW w:w="4261" w:type="dxa"/>
+          </w:tcPr>
+          <w:p>
+            <w:pPr>
+              <w:rPr>
+                <w:rFonts w:hint="default"/>
+                <w:vertAlign w:val="baseline"/>
+                <w:lang w:val="en-US"/>
+              </w:rPr>
+            </w:pPr>
+            <w:r>
+              <w:rPr>
+                <w:rFonts w:hint="default"/>
+                <w:vertAlign w:val="baseline"/>
+                <w:lang w:val="en-US"/>
+              </w:rPr>
+              <w:t>max_patients</w:t>
+            </w:r>
+          </w:p>
+        </w:tc>
+        <w:tc>
+          <w:tcPr>
+            <w:tcW w:w="4261" w:type="dxa"/>
+          </w:tcPr>
+          <w:p>
+            <w:pPr>
+              <w:rPr>
+                <w:rFonts w:hint="default"/>
+                <w:vertAlign w:val="baseline"/>
+                <w:lang w:val="en-US"/>
+              </w:rPr>
+            </w:pPr>
+            <w:r>
+              <w:rPr>
+                <w:rFonts w:hint="default"/>
+                <w:vertAlign w:val="baseline"/>
+                <w:lang w:val="en-US"/>
+              </w:rPr>
+              <w:t>PatientAppointment</w:t>
+            </w:r>
+          </w:p>
+        </w:tc>
+      </w:tr>
+      <w:tr>
+        <w:tc>
+          <w:tcPr>
+            <w:tcW w:w="4261" w:type="dxa"/>
+          </w:tcPr>
+          <w:p>
+            <w:pPr>
+              <w:rPr>
+                <w:rFonts w:hint="default"/>
+                <w:vertAlign w:val="baseline"/>
+                <w:lang w:val="en-US"/>
+              </w:rPr>
+            </w:pPr>
+            <w:r>
+              <w:rPr>
+                <w:rFonts w:hint="default"/>
+                <w:vertAlign w:val="baseline"/>
+                <w:lang w:val="en-US"/>
+              </w:rPr>
+              <w:t>service_price</w:t>
+            </w:r>
+          </w:p>
+        </w:tc>
+        <w:tc>
+          <w:tcPr>
+            <w:tcW w:w="4261" w:type="dxa"/>
+          </w:tcPr>
+          <w:p>
+            <w:pPr>
+              <w:rPr>
+                <w:rFonts w:hint="default"/>
+                <w:vertAlign w:val="baseline"/>
+                <w:lang w:val="en-US"/>
+              </w:rPr>
+            </w:pPr>
+            <w:r>
+              <w:rPr>
+                <w:rFonts w:hint="default"/>
+                <w:vertAlign w:val="baseline"/>
+                <w:lang w:val="en-US"/>
+              </w:rPr>
+              <w:t>ServiceAppointment</w:t>
+            </w:r>
+          </w:p>
+        </w:tc>
+      </w:tr>
+      <w:tr>
+        <w:tc>
+          <w:tcPr>
+            <w:tcW w:w="4261" w:type="dxa"/>
+          </w:tcPr>
+          <w:p>
+            <w:pPr>
+              <w:rPr>
+                <w:rFonts w:hint="default"/>
+                <w:vertAlign w:val="baseline"/>
+                <w:lang w:val="en-US"/>
+              </w:rPr>
+            </w:pPr>
+            <w:r>
+              <w:rPr>
+                <w:rFonts w:hint="default"/>
+                <w:vertAlign w:val="baseline"/>
+                <w:lang w:val="en-US"/>
+              </w:rPr>
+              <w:t>queue_number</w:t>
+            </w:r>
+          </w:p>
+        </w:tc>
+        <w:tc>
+          <w:tcPr>
+            <w:tcW w:w="4261" w:type="dxa"/>
+          </w:tcPr>
+          <w:p>
+            <w:pPr>
+              <w:rPr>
+                <w:rFonts w:hint="default"/>
+                <w:vertAlign w:val="baseline"/>
+                <w:lang w:val="en-US"/>
+              </w:rPr>
+            </w:pPr>
+            <w:r>
+              <w:rPr>
+                <w:rFonts w:hint="default"/>
+                <w:vertAlign w:val="baseline"/>
+                <w:lang w:val="en-US"/>
+              </w:rPr>
+              <w:t>PatientAppointment</w:t>
+            </w:r>
+          </w:p>
+        </w:tc>
+      </w:tr>
+      <w:tr>
+        <w:tc>
+          <w:tcPr>
+            <w:tcW w:w="4261" w:type="dxa"/>
+          </w:tcPr>
+          <w:p>
+            <w:pPr>
+              <w:rPr>
+                <w:rFonts w:hint="default"/>
+                <w:vertAlign w:val="baseline"/>
+                <w:lang w:val="en-US"/>
+              </w:rPr>
+            </w:pPr>
+            <w:r>
+              <w:rPr>
+                <w:rFonts w:hint="default"/>
+                <w:vertAlign w:val="baseline"/>
+                <w:lang w:val="en-US"/>
+              </w:rPr>
+              <w:t>total_cost</w:t>
+            </w:r>
+          </w:p>
+        </w:tc>
+        <w:tc>
+          <w:tcPr>
+            <w:tcW w:w="4261" w:type="dxa"/>
+          </w:tcPr>
+          <w:p>
+            <w:pPr>
+              <w:rPr>
+                <w:rFonts w:hint="default"/>
+                <w:vertAlign w:val="baseline"/>
+                <w:lang w:val="en-US"/>
+              </w:rPr>
+            </w:pPr>
+            <w:r>
+              <w:rPr>
+                <w:rFonts w:hint="default"/>
+                <w:vertAlign w:val="baseline"/>
+                <w:lang w:val="en-US"/>
+              </w:rPr>
+              <w:t>Không nên lưu vì trong hệ thống bằng công thức cộng các chi phí khám với tiền dịch vụ lại nên nếu lưu, thì sẽ bị gây thiếu nhất quán</w:t>
+            </w:r>
+          </w:p>
+        </w:tc>
+      </w:tr>
+    </w:tbl>
+    <w:p>
+      <w:pPr>
+        <w:rPr>
+          <w:rFonts w:hint="default"/>
+          <w:lang w:val="en-US"/>
+        </w:rPr>
+      </w:pPr>
+    </w:p>
+    <w:p>
+      <w:pPr>
+        <w:rPr>
+          <w:rFonts w:hint="default"/>
+          <w:lang w:val="en-US"/>
+        </w:rPr>
+      </w:pPr>
+      <w:r>
+        <w:rPr>
+          <w:rFonts w:hint="default"/>
+          <w:lang w:val="en-US"/>
+        </w:rPr>
+        <w:t>Câu 4:</w:t>
+      </w:r>
+    </w:p>
+    <w:tbl>
+      <w:tblPr>
+        <w:tblStyle w:val="4"/>
+        <w:tblW w:w="0" w:type="auto"/>
+        <w:tblInd w:w="0" w:type="dxa"/>
+        <w:tblBorders>
+          <w:top w:val="single" w:color="auto" w:sz="4" w:space="0"/>
+          <w:left w:val="single" w:color="auto" w:sz="4" w:space="0"/>
+          <w:bottom w:val="single" w:color="auto" w:sz="4" w:space="0"/>
+          <w:right w:val="single" w:color="auto" w:sz="4" w:space="0"/>
+          <w:insideH w:val="single" w:color="auto" w:sz="4" w:space="0"/>
+          <w:insideV w:val="single" w:color="auto" w:sz="4" w:space="0"/>
+        </w:tblBorders>
+        <w:tblLayout w:type="autofit"/>
+        <w:tblCellMar>
+          <w:left w:w="108" w:type="dxa"/>
+          <w:right w:w="108" w:type="dxa"/>
+        </w:tblCellMar>
+      </w:tblPr>
+      <w:tblGrid>
+        <w:gridCol w:w="2130"/>
+        <w:gridCol w:w="2130"/>
+        <w:gridCol w:w="2131"/>
+        <w:gridCol w:w="2131"/>
+      </w:tblGrid>
+      <w:tr>
+        <w:tc>
+          <w:tcPr>
+            <w:tcW w:w="2130" w:type="dxa"/>
+            <w:shd w:val="clear" w:color="auto" w:fill="4874CB" w:themeFill="accent1"/>
+          </w:tcPr>
+          <w:p>
+            <w:pPr>
+              <w:jc w:val="center"/>
+              <w:rPr>
+                <w:rFonts w:hint="default"/>
+                <w:color w:val="FFFFFF" w:themeColor="background1"/>
+                <w:vertAlign w:val="baseline"/>
+                <w:lang w:val="en-US"/>
+                <w14:textFill>
+                  <w14:solidFill>
+                    <w14:schemeClr w14:val="bg1"/>
+                  </w14:solidFill>
+                </w14:textFill>
+              </w:rPr>
+            </w:pPr>
+            <w:r>
+              <w:rPr>
+                <w:rFonts w:hint="default"/>
+                <w:color w:val="FFFFFF" w:themeColor="background1"/>
+                <w:vertAlign w:val="baseline"/>
+                <w:lang w:val="en-US"/>
+                <w14:textFill>
+                  <w14:solidFill>
+                    <w14:schemeClr w14:val="bg1"/>
+                  </w14:solidFill>
+                </w14:textFill>
+              </w:rPr>
+              <w:t>STT</w:t>
+            </w:r>
+          </w:p>
+        </w:tc>
+        <w:tc>
+          <w:tcPr>
+            <w:tcW w:w="2130" w:type="dxa"/>
+            <w:shd w:val="clear" w:color="auto" w:fill="4874CB" w:themeFill="accent1"/>
+          </w:tcPr>
+          <w:p>
+            <w:pPr>
+              <w:jc w:val="center"/>
+              <w:rPr>
+                <w:rFonts w:hint="default"/>
+                <w:color w:val="FFFFFF" w:themeColor="background1"/>
+                <w:vertAlign w:val="baseline"/>
+                <w:lang w:val="en-US"/>
+                <w14:textFill>
+                  <w14:solidFill>
+                    <w14:schemeClr w14:val="bg1"/>
+                  </w14:solidFill>
+                </w14:textFill>
+              </w:rPr>
+            </w:pPr>
+            <w:r>
+              <w:rPr>
+                <w:rFonts w:hint="default"/>
+                <w:color w:val="FFFFFF" w:themeColor="background1"/>
+                <w:vertAlign w:val="baseline"/>
+                <w:lang w:val="en-US"/>
+                <w14:textFill>
+                  <w14:solidFill>
+                    <w14:schemeClr w14:val="bg1"/>
+                  </w14:solidFill>
+                </w14:textFill>
+              </w:rPr>
+              <w:t>Lỗi</w:t>
+            </w:r>
+          </w:p>
+        </w:tc>
+        <w:tc>
+          <w:tcPr>
+            <w:tcW w:w="2131" w:type="dxa"/>
+            <w:shd w:val="clear" w:color="auto" w:fill="4874CB" w:themeFill="accent1"/>
+          </w:tcPr>
+          <w:p>
+            <w:pPr>
+              <w:jc w:val="center"/>
+              <w:rPr>
+                <w:rFonts w:hint="default"/>
+                <w:color w:val="FFFFFF" w:themeColor="background1"/>
+                <w:vertAlign w:val="baseline"/>
+                <w:lang w:val="en-US"/>
+                <w14:textFill>
+                  <w14:solidFill>
+                    <w14:schemeClr w14:val="bg1"/>
+                  </w14:solidFill>
+                </w14:textFill>
+              </w:rPr>
+            </w:pPr>
+            <w:r>
+              <w:rPr>
+                <w:rFonts w:hint="default"/>
+                <w:color w:val="FFFFFF" w:themeColor="background1"/>
+                <w:vertAlign w:val="baseline"/>
+                <w:lang w:val="en-US"/>
+                <w14:textFill>
+                  <w14:solidFill>
+                    <w14:schemeClr w14:val="bg1"/>
+                  </w14:solidFill>
+                </w14:textFill>
+              </w:rPr>
+              <w:t>Nguyên tắc vi phạm</w:t>
+            </w:r>
+          </w:p>
+        </w:tc>
+        <w:tc>
+          <w:tcPr>
+            <w:tcW w:w="2131" w:type="dxa"/>
+            <w:shd w:val="clear" w:color="auto" w:fill="4874CB" w:themeFill="accent1"/>
+          </w:tcPr>
+          <w:p>
+            <w:pPr>
+              <w:jc w:val="center"/>
+              <w:rPr>
+                <w:rFonts w:hint="default"/>
+                <w:color w:val="FFFFFF" w:themeColor="background1"/>
+                <w:vertAlign w:val="baseline"/>
+                <w:lang w:val="en-US"/>
+                <w14:textFill>
+                  <w14:solidFill>
+                    <w14:schemeClr w14:val="bg1"/>
+                  </w14:solidFill>
+                </w14:textFill>
+              </w:rPr>
+            </w:pPr>
+            <w:r>
+              <w:rPr>
+                <w:rFonts w:hint="default"/>
+                <w:color w:val="FFFFFF" w:themeColor="background1"/>
+                <w:vertAlign w:val="baseline"/>
+                <w:lang w:val="en-US"/>
+                <w14:textFill>
+                  <w14:solidFill>
+                    <w14:schemeClr w14:val="bg1"/>
+                  </w14:solidFill>
+                </w14:textFill>
+              </w:rPr>
+              <w:t>Cách sửa</w:t>
+            </w:r>
+          </w:p>
+        </w:tc>
+      </w:tr>
+      <w:tr>
+        <w:tc>
+          <w:tcPr>
+            <w:tcW w:w="2130" w:type="dxa"/>
+          </w:tcPr>
+          <w:p>
+            <w:pPr>
+              <w:jc w:val="center"/>
+              <w:rPr>
+                <w:rFonts w:hint="default"/>
+                <w:vertAlign w:val="baseline"/>
+                <w:lang w:val="en-US"/>
+              </w:rPr>
+            </w:pPr>
+            <w:r>
+              <w:rPr>
+                <w:rFonts w:hint="default"/>
+                <w:vertAlign w:val="baseline"/>
+                <w:lang w:val="en-US"/>
+              </w:rPr>
+              <w:t>1</w:t>
+            </w:r>
+          </w:p>
+        </w:tc>
+        <w:tc>
+          <w:tcPr>
+            <w:tcW w:w="2130" w:type="dxa"/>
+          </w:tcPr>
+          <w:p>
+            <w:pPr>
+              <w:jc w:val="both"/>
+              <w:rPr>
+                <w:rFonts w:hint="default"/>
+                <w:vertAlign w:val="baseline"/>
+                <w:lang w:val="en-US"/>
+              </w:rPr>
+            </w:pPr>
+            <w:r>
+              <w:rPr>
+                <w:rFonts w:hint="default"/>
+                <w:vertAlign w:val="baseline"/>
+                <w:lang w:val="en-US"/>
+              </w:rPr>
+              <w:t>Nút huỷ là CTA phụ nhưng có kích thước to hơn và màu sắc dễ chú ý hơn nút “Tiếp tục”</w:t>
+            </w:r>
+          </w:p>
+        </w:tc>
+        <w:tc>
+          <w:tcPr>
+            <w:tcW w:w="2131" w:type="dxa"/>
+          </w:tcPr>
+          <w:p>
+            <w:pPr>
+              <w:jc w:val="both"/>
+              <w:rPr>
+                <w:rFonts w:hint="default"/>
+                <w:vertAlign w:val="baseline"/>
+                <w:lang w:val="en-US"/>
+              </w:rPr>
+            </w:pPr>
+            <w:r>
+              <w:rPr>
+                <w:rFonts w:hint="default"/>
+                <w:vertAlign w:val="baseline"/>
+                <w:lang w:val="en-US"/>
+              </w:rPr>
+              <w:t>Hierarchy</w:t>
+            </w:r>
+          </w:p>
+        </w:tc>
+        <w:tc>
+          <w:tcPr>
+            <w:tcW w:w="2131" w:type="dxa"/>
+          </w:tcPr>
+          <w:p>
+            <w:pPr>
+              <w:jc w:val="both"/>
+              <w:rPr>
+                <w:rFonts w:hint="default"/>
+                <w:vertAlign w:val="baseline"/>
+                <w:lang w:val="en-US"/>
+              </w:rPr>
+            </w:pPr>
+            <w:r>
+              <w:rPr>
+                <w:rFonts w:hint="default"/>
+                <w:vertAlign w:val="baseline"/>
+                <w:lang w:val="en-US"/>
+              </w:rPr>
+              <w:t>Thu nhỏ nút lại bằng nút tiếp tục và giảm màu sắc ít sặc sở hơn</w:t>
+            </w:r>
+          </w:p>
+        </w:tc>
+      </w:tr>
+      <w:tr>
+        <w:tc>
+          <w:tcPr>
+            <w:tcW w:w="2130" w:type="dxa"/>
+          </w:tcPr>
+          <w:p>
+            <w:pPr>
+              <w:jc w:val="center"/>
+              <w:rPr>
+                <w:rFonts w:hint="default"/>
+                <w:vertAlign w:val="baseline"/>
+                <w:lang w:val="en-US"/>
+              </w:rPr>
+            </w:pPr>
+            <w:r>
+              <w:rPr>
+                <w:rFonts w:hint="default"/>
+                <w:vertAlign w:val="baseline"/>
+                <w:lang w:val="en-US"/>
+              </w:rPr>
+              <w:t>2</w:t>
+            </w:r>
+          </w:p>
+        </w:tc>
+        <w:tc>
+          <w:tcPr>
+            <w:tcW w:w="2130" w:type="dxa"/>
+          </w:tcPr>
+          <w:p>
+            <w:pPr>
+              <w:jc w:val="both"/>
+              <w:rPr>
+                <w:rFonts w:hint="default"/>
+                <w:vertAlign w:val="baseline"/>
+                <w:lang w:val="en-US"/>
+              </w:rPr>
+            </w:pPr>
+            <w:r>
+              <w:rPr>
+                <w:rFonts w:hint="default"/>
+                <w:vertAlign w:val="baseline"/>
+                <w:lang w:val="en-US"/>
+              </w:rPr>
+              <w:t>Khung ngày khám chưa có thông báo bắt buộc bệnh nhân phải chọn ngày tháng và khung giờ khám</w:t>
+            </w:r>
+          </w:p>
+        </w:tc>
+        <w:tc>
+          <w:tcPr>
+            <w:tcW w:w="2131" w:type="dxa"/>
+          </w:tcPr>
+          <w:p>
+            <w:pPr>
+              <w:jc w:val="both"/>
+              <w:rPr>
+                <w:rFonts w:hint="default"/>
+                <w:vertAlign w:val="baseline"/>
+                <w:lang w:val="en-US"/>
+              </w:rPr>
+            </w:pPr>
+            <w:r>
+              <w:rPr>
+                <w:rFonts w:hint="default"/>
+                <w:vertAlign w:val="baseline"/>
+                <w:lang w:val="en-US"/>
+              </w:rPr>
+              <w:t>Clarity</w:t>
+            </w:r>
+          </w:p>
+        </w:tc>
+        <w:tc>
+          <w:tcPr>
+            <w:tcW w:w="2131" w:type="dxa"/>
+          </w:tcPr>
+          <w:p>
+            <w:pPr>
+              <w:jc w:val="both"/>
+              <w:rPr>
+                <w:rFonts w:hint="default"/>
+                <w:vertAlign w:val="baseline"/>
+                <w:lang w:val="en-US"/>
+              </w:rPr>
+            </w:pPr>
+            <w:r>
+              <w:rPr>
+                <w:rFonts w:hint="default"/>
+                <w:vertAlign w:val="baseline"/>
+                <w:lang w:val="en-US"/>
+              </w:rPr>
+              <w:t>Hiển thị thông báo nếu bệnh nhân chưa chọn ngày tháng hoặc khung giờ đặt lịch khám</w:t>
+            </w:r>
+          </w:p>
+        </w:tc>
+      </w:tr>
+      <w:tr>
+        <w:tc>
+          <w:tcPr>
+            <w:tcW w:w="2130" w:type="dxa"/>
+          </w:tcPr>
+          <w:p>
+            <w:pPr>
+              <w:jc w:val="center"/>
+              <w:rPr>
+                <w:rFonts w:hint="default"/>
+                <w:vertAlign w:val="baseline"/>
+                <w:lang w:val="en-US"/>
+              </w:rPr>
+            </w:pPr>
+            <w:r>
+              <w:rPr>
+                <w:rFonts w:hint="default"/>
+                <w:vertAlign w:val="baseline"/>
+                <w:lang w:val="en-US"/>
+              </w:rPr>
+              <w:t>3</w:t>
+            </w:r>
+          </w:p>
+        </w:tc>
+        <w:tc>
+          <w:tcPr>
+            <w:tcW w:w="2130" w:type="dxa"/>
+          </w:tcPr>
+          <w:p>
+            <w:pPr>
+              <w:jc w:val="both"/>
+              <w:rPr>
+                <w:rFonts w:hint="default"/>
+                <w:vertAlign w:val="baseline"/>
+                <w:lang w:val="en-US"/>
+              </w:rPr>
+            </w:pPr>
+            <w:r>
+              <w:rPr>
+                <w:rFonts w:hint="default"/>
+                <w:vertAlign w:val="baseline"/>
+                <w:lang w:val="en-US"/>
+              </w:rPr>
+              <w:t>Không lựa chọn khung giờ và ngày tháng nhưng vẫn chọn tiếp tục được</w:t>
+            </w:r>
+          </w:p>
+        </w:tc>
+        <w:tc>
+          <w:tcPr>
+            <w:tcW w:w="2131" w:type="dxa"/>
+          </w:tcPr>
+          <w:p>
+            <w:pPr>
+              <w:jc w:val="both"/>
+              <w:rPr>
+                <w:rFonts w:hint="default"/>
+                <w:vertAlign w:val="baseline"/>
+                <w:lang w:val="en-US"/>
+              </w:rPr>
+            </w:pPr>
+            <w:r>
+              <w:rPr>
+                <w:rFonts w:hint="default"/>
+                <w:vertAlign w:val="baseline"/>
+                <w:lang w:val="en-US"/>
+              </w:rPr>
+              <w:t>Clarity</w:t>
+            </w:r>
+          </w:p>
+        </w:tc>
+        <w:tc>
+          <w:tcPr>
+            <w:tcW w:w="2131" w:type="dxa"/>
+          </w:tcPr>
+          <w:p>
+            <w:pPr>
+              <w:jc w:val="both"/>
+              <w:rPr>
+                <w:rFonts w:hint="default"/>
+                <w:vertAlign w:val="baseline"/>
+                <w:lang w:val="en-US"/>
+              </w:rPr>
+            </w:pPr>
+            <w:r>
+              <w:rPr>
+                <w:rFonts w:hint="default"/>
+                <w:vertAlign w:val="baseline"/>
+                <w:lang w:val="en-US"/>
+              </w:rPr>
+              <w:t>Giảm màu sắc của nút tiếp tục nếu người dùng nhập đầy đủ thông tin thì mới được tiếp tục</w:t>
+            </w:r>
+          </w:p>
+        </w:tc>
+      </w:tr>
+    </w:tbl>
+    <w:p>
+      <w:pPr>
+        <w:rPr>
+          <w:rFonts w:hint="default"/>
+          <w:lang w:val="en-US"/>
+        </w:rPr>
+      </w:pPr>
+      <w:r>
+        <w:rPr>
+          <w:rFonts w:hint="default"/>
+          <w:lang w:val="en-US"/>
+        </w:rPr>
+        <w:t>CTA chính - Lí do: CTA chính là nút tiếp tục, Lý do: Nút tiếp tục sẽ đưa người dùng đến nơi chọn dịch vụ đi kèm ( có thể không chọn ) - Tính chi phi tạm thời cho bệnh nhân</w:t>
+      </w:r>
       <w:bookmarkStart w:id="0" w:name="_GoBack"/>
       <w:bookmarkEnd w:id="0"/>
     </w:p>
@@ -571,6 +1573,18 @@
 <file path=word/numbering.xml><?xml version="1.0" encoding="utf-8"?>
 <w:numbering xmlns:wpc="http://schemas.microsoft.com/office/word/2010/wordprocessingCanvas" xmlns:mc="http://schemas.openxmlformats.org/markup-compatibility/2006" xmlns:o="urn:schemas-microsoft-com:office:office" xmlns:r="http://schemas.openxmlformats.org/officeDocument/2006/relationships" xmlns:m="http://schemas.openxmlformats.org/officeDocument/2006/math" xmlns:v="urn:schemas-microsoft-com:vml" xmlns:wp14="http://schemas.microsoft.com/office/word/2010/wordprocessingDrawing" xmlns:wp="http://schemas.openxmlformats.org/drawingml/2006/wordprocessingDrawing" xmlns:w10="urn:schemas-microsoft-com:office:word" xmlns:w="http://schemas.openxmlformats.org/wordprocessingml/2006/main" xmlns:w14="http://schemas.microsoft.com/office/word/2010/wordml" xmlns:wpg="http://schemas.microsoft.com/office/word/2010/wordprocessingGroup" xmlns:wpi="http://schemas.microsoft.com/office/word/2010/wordprocessingInk" xmlns:wne="http://schemas.microsoft.com/office/word/2006/wordml" xmlns:wps="http://schemas.microsoft.com/office/word/2010/wordprocessingShape" xmlns:wpsCustomData="http://www.wps.cn/officeDocument/2013/wpsCustomData" mc:Ignorable="w14 wp14">
   <w:abstractNum w:abstractNumId="0">
+    <w:nsid w:val="ABDF0524"/>
+    <w:multiLevelType w:val="singleLevel"/>
+    <w:tmpl w:val="ABDF0524"/>
+    <w:lvl w:ilvl="0" w:tentative="0">
+      <w:start w:val="1"/>
+      <w:numFmt w:val="decimal"/>
+      <w:suff w:val="space"/>
+      <w:lvlText w:val="%1."/>
+      <w:lvlJc w:val="left"/>
+    </w:lvl>
+  </w:abstractNum>
+  <w:abstractNum w:abstractNumId="1">
     <w:nsid w:val="6BEEDC6B"/>
     <w:multiLevelType w:val="singleLevel"/>
     <w:tmpl w:val="6BEEDC6B"/>
@@ -583,6 +1597,9 @@
     </w:lvl>
   </w:abstractNum>
   <w:num w:numId="1">
+    <w:abstractNumId w:val="1"/>
+  </w:num>
+  <w:num w:numId="2">
     <w:abstractNumId w:val="0"/>
   </w:num>
 </w:numbering>

--- a/HCM_KS25_PhamQuocAnh_de01.docx
+++ b/HCM_KS25_PhamQuocAnh_de01.docx
@@ -812,6 +812,14 @@
         </w:rPr>
       </w:pPr>
     </w:p>
+    <w:p>
+      <w:pPr>
+        <w:rPr>
+          <w:rFonts w:hint="default"/>
+          <w:lang w:val="en-US"/>
+        </w:rPr>
+      </w:pPr>
+    </w:p>
     <w:tbl>
       <w:tblPr>
         <w:tblStyle w:val="4"/>
@@ -1557,7 +1565,89 @@
         </w:rPr>
         <w:t>CTA chính - Lí do: CTA chính là nút tiếp tục, Lý do: Nút tiếp tục sẽ đưa người dùng đến nơi chọn dịch vụ đi kèm ( có thể không chọn ) - Tính chi phi tạm thời cho bệnh nhân</w:t>
       </w:r>
+    </w:p>
+    <w:p>
+      <w:pPr>
+        <w:rPr>
+          <w:rFonts w:hint="default"/>
+          <w:lang w:val="en-US"/>
+        </w:rPr>
+      </w:pPr>
+    </w:p>
+    <w:p>
+      <w:pPr>
+        <w:rPr>
+          <w:rFonts w:hint="default"/>
+          <w:lang w:val="en-US"/>
+        </w:rPr>
+      </w:pPr>
+    </w:p>
+    <w:p>
+      <w:pPr>
+        <w:rPr>
+          <w:rFonts w:hint="default"/>
+          <w:lang w:val="en-US"/>
+        </w:rPr>
+      </w:pPr>
+      <w:r>
+        <w:rPr>
+          <w:rFonts w:hint="default"/>
+          <w:lang w:val="en-US"/>
+        </w:rPr>
+        <w:t>Ảnh figma :</w:t>
+      </w:r>
+    </w:p>
+    <w:p>
+      <w:pPr>
+        <w:rPr>
+          <w:rFonts w:hint="default"/>
+          <w:lang w:val="en-US"/>
+        </w:rPr>
+      </w:pPr>
       <w:bookmarkStart w:id="0" w:name="_GoBack"/>
+      <w:r>
+        <w:drawing>
+          <wp:inline distT="0" distB="0" distL="114300" distR="114300">
+            <wp:extent cx="2862580" cy="2909570"/>
+            <wp:effectExtent l="0" t="0" r="7620" b="11430"/>
+            <wp:docPr id="2" name="Picture 2"/>
+            <wp:cNvGraphicFramePr>
+              <a:graphicFrameLocks xmlns:a="http://schemas.openxmlformats.org/drawingml/2006/main" noChangeAspect="1"/>
+            </wp:cNvGraphicFramePr>
+            <a:graphic xmlns:a="http://schemas.openxmlformats.org/drawingml/2006/main">
+              <a:graphicData uri="http://schemas.openxmlformats.org/drawingml/2006/picture">
+                <pic:pic xmlns:pic="http://schemas.openxmlformats.org/drawingml/2006/picture">
+                  <pic:nvPicPr>
+                    <pic:cNvPr id="2" name="Picture 2"/>
+                    <pic:cNvPicPr>
+                      <a:picLocks noChangeAspect="1"/>
+                    </pic:cNvPicPr>
+                  </pic:nvPicPr>
+                  <pic:blipFill>
+                    <a:blip r:embed="rId5"/>
+                    <a:stretch>
+                      <a:fillRect/>
+                    </a:stretch>
+                  </pic:blipFill>
+                  <pic:spPr>
+                    <a:xfrm>
+                      <a:off x="0" y="0"/>
+                      <a:ext cx="2862580" cy="2909570"/>
+                    </a:xfrm>
+                    <a:prstGeom prst="rect">
+                      <a:avLst/>
+                    </a:prstGeom>
+                    <a:noFill/>
+                    <a:ln>
+                      <a:noFill/>
+                    </a:ln>
+                  </pic:spPr>
+                </pic:pic>
+              </a:graphicData>
+            </a:graphic>
+          </wp:inline>
+        </w:drawing>
+      </w:r>
       <w:bookmarkEnd w:id="0"/>
     </w:p>
     <w:sectPr>

--- a/HCM_KS25_PhamQuocAnh_de01.docx
+++ b/HCM_KS25_PhamQuocAnh_de01.docx
@@ -116,7 +116,9 @@
         </w:tblBorders>
         <w:tblLayout w:type="autofit"/>
         <w:tblCellMar>
+          <w:top w:w="0" w:type="dxa"/>
           <w:left w:w="108" w:type="dxa"/>
+          <w:bottom w:w="0" w:type="dxa"/>
           <w:right w:w="108" w:type="dxa"/>
         </w:tblCellMar>
       </w:tblPr>
@@ -135,6 +137,7 @@
           </w:tcPr>
           <w:p>
             <w:pPr>
+              <w:widowControl w:val="0"/>
               <w:jc w:val="center"/>
               <w:rPr>
                 <w:rFonts w:hint="default"/>
@@ -165,6 +168,7 @@
           </w:tcPr>
           <w:p>
             <w:pPr>
+              <w:widowControl w:val="0"/>
               <w:jc w:val="center"/>
               <w:rPr>
                 <w:rFonts w:hint="default"/>
@@ -199,6 +203,7 @@
           </w:tcPr>
           <w:p>
             <w:pPr>
+              <w:widowControl w:val="0"/>
               <w:jc w:val="center"/>
               <w:rPr>
                 <w:rFonts w:hint="default"/>
@@ -222,6 +227,8 @@
           </w:tcPr>
           <w:p>
             <w:pPr>
+              <w:widowControl w:val="0"/>
+              <w:jc w:val="both"/>
               <w:rPr>
                 <w:rFonts w:hint="default"/>
                 <w:vertAlign w:val="baseline"/>
@@ -246,6 +253,7 @@
           </w:tcPr>
           <w:p>
             <w:pPr>
+              <w:widowControl w:val="0"/>
               <w:jc w:val="center"/>
               <w:rPr>
                 <w:rFonts w:hint="default"/>
@@ -269,10 +277,12 @@
           </w:tcPr>
           <w:p>
             <w:pPr>
+              <w:widowControl w:val="0"/>
               <w:numPr>
                 <w:ilvl w:val="0"/>
                 <w:numId w:val="1"/>
               </w:numPr>
+              <w:jc w:val="both"/>
               <w:rPr>
                 <w:rFonts w:hint="default"/>
                 <w:vertAlign w:val="baseline"/>
@@ -290,11 +300,13 @@
           </w:p>
           <w:p>
             <w:pPr>
+              <w:widowControl w:val="0"/>
               <w:numPr>
                 <w:ilvl w:val="0"/>
                 <w:numId w:val="1"/>
               </w:numPr>
               <w:ind w:left="0" w:leftChars="0" w:firstLine="0" w:firstLineChars="0"/>
+              <w:jc w:val="both"/>
               <w:rPr>
                 <w:rFonts w:hint="default"/>
                 <w:vertAlign w:val="baseline"/>
@@ -312,11 +324,13 @@
           </w:p>
           <w:p>
             <w:pPr>
+              <w:widowControl w:val="0"/>
               <w:numPr>
                 <w:ilvl w:val="0"/>
                 <w:numId w:val="1"/>
               </w:numPr>
               <w:ind w:left="0" w:leftChars="0" w:firstLine="0" w:firstLineChars="0"/>
+              <w:jc w:val="both"/>
               <w:rPr>
                 <w:rFonts w:hint="default"/>
                 <w:vertAlign w:val="baseline"/>
@@ -334,11 +348,13 @@
           </w:p>
           <w:p>
             <w:pPr>
+              <w:widowControl w:val="0"/>
               <w:numPr>
                 <w:ilvl w:val="0"/>
                 <w:numId w:val="1"/>
               </w:numPr>
               <w:ind w:left="0" w:leftChars="0" w:firstLine="0" w:firstLineChars="0"/>
+              <w:jc w:val="both"/>
               <w:rPr>
                 <w:rFonts w:hint="default"/>
                 <w:vertAlign w:val="baseline"/>
@@ -356,6 +372,8 @@
           </w:p>
           <w:p>
             <w:pPr>
+              <w:widowControl w:val="0"/>
+              <w:jc w:val="both"/>
               <w:rPr>
                 <w:rFonts w:hint="default"/>
                 <w:vertAlign w:val="baseline"/>
@@ -372,6 +390,7 @@
           </w:tcPr>
           <w:p>
             <w:pPr>
+              <w:widowControl w:val="0"/>
               <w:jc w:val="center"/>
               <w:rPr>
                 <w:rFonts w:hint="default"/>
@@ -395,6 +414,8 @@
           </w:tcPr>
           <w:p>
             <w:pPr>
+              <w:widowControl w:val="0"/>
+              <w:jc w:val="both"/>
               <w:rPr>
                 <w:rFonts w:hint="default"/>
                 <w:vertAlign w:val="baseline"/>
@@ -412,6 +433,8 @@
           </w:p>
           <w:p>
             <w:pPr>
+              <w:widowControl w:val="0"/>
+              <w:jc w:val="both"/>
               <w:rPr>
                 <w:rFonts w:hint="default"/>
                 <w:vertAlign w:val="baseline"/>
@@ -436,6 +459,7 @@
           </w:tcPr>
           <w:p>
             <w:pPr>
+              <w:widowControl w:val="0"/>
               <w:jc w:val="center"/>
               <w:rPr>
                 <w:rFonts w:hint="default"/>
@@ -459,6 +483,8 @@
           </w:tcPr>
           <w:p>
             <w:pPr>
+              <w:widowControl w:val="0"/>
+              <w:jc w:val="both"/>
               <w:rPr>
                 <w:rFonts w:hint="default"/>
                 <w:vertAlign w:val="baseline"/>
@@ -483,6 +509,7 @@
           </w:tcPr>
           <w:p>
             <w:pPr>
+              <w:widowControl w:val="0"/>
               <w:jc w:val="center"/>
               <w:rPr>
                 <w:rFonts w:hint="default"/>
@@ -506,6 +533,8 @@
           </w:tcPr>
           <w:p>
             <w:pPr>
+              <w:widowControl w:val="0"/>
+              <w:jc w:val="both"/>
               <w:rPr>
                 <w:rFonts w:hint="default"/>
                 <w:vertAlign w:val="baseline"/>
@@ -530,6 +559,7 @@
           </w:tcPr>
           <w:p>
             <w:pPr>
+              <w:widowControl w:val="0"/>
               <w:jc w:val="center"/>
               <w:rPr>
                 <w:rFonts w:hint="default"/>
@@ -553,6 +583,8 @@
           </w:tcPr>
           <w:p>
             <w:pPr>
+              <w:widowControl w:val="0"/>
+              <w:jc w:val="both"/>
               <w:rPr>
                 <w:rFonts w:hint="default"/>
                 <w:vertAlign w:val="baseline"/>
@@ -645,7 +677,6 @@
           <w:lang w:val="en-US"/>
         </w:rPr>
         <w:tab/>
-        <w:t/>
       </w:r>
       <w:r>
         <w:rPr>
@@ -835,7 +866,9 @@
         </w:tblBorders>
         <w:tblLayout w:type="autofit"/>
         <w:tblCellMar>
+          <w:top w:w="0" w:type="dxa"/>
           <w:left w:w="108" w:type="dxa"/>
+          <w:bottom w:w="0" w:type="dxa"/>
           <w:right w:w="108" w:type="dxa"/>
         </w:tblCellMar>
       </w:tblPr>
@@ -850,6 +883,8 @@
           </w:tcPr>
           <w:p>
             <w:pPr>
+              <w:widowControl w:val="0"/>
+              <w:jc w:val="both"/>
               <w:rPr>
                 <w:rFonts w:hint="default"/>
                 <w:vertAlign w:val="baseline"/>
@@ -872,6 +907,8 @@
           </w:tcPr>
           <w:p>
             <w:pPr>
+              <w:widowControl w:val="0"/>
+              <w:jc w:val="both"/>
               <w:rPr>
                 <w:rFonts w:hint="default"/>
                 <w:vertAlign w:val="baseline"/>
@@ -896,6 +933,8 @@
           </w:tcPr>
           <w:p>
             <w:pPr>
+              <w:widowControl w:val="0"/>
+              <w:jc w:val="both"/>
               <w:rPr>
                 <w:rFonts w:hint="default"/>
                 <w:vertAlign w:val="baseline"/>
@@ -918,6 +957,8 @@
           </w:tcPr>
           <w:p>
             <w:pPr>
+              <w:widowControl w:val="0"/>
+              <w:jc w:val="both"/>
               <w:rPr>
                 <w:rFonts w:hint="default"/>
                 <w:vertAlign w:val="baseline"/>
@@ -942,6 +983,8 @@
           </w:tcPr>
           <w:p>
             <w:pPr>
+              <w:widowControl w:val="0"/>
+              <w:jc w:val="both"/>
               <w:rPr>
                 <w:rFonts w:hint="default"/>
                 <w:vertAlign w:val="baseline"/>
@@ -964,6 +1007,8 @@
           </w:tcPr>
           <w:p>
             <w:pPr>
+              <w:widowControl w:val="0"/>
+              <w:jc w:val="both"/>
               <w:rPr>
                 <w:rFonts w:hint="default"/>
                 <w:vertAlign w:val="baseline"/>
@@ -988,6 +1033,8 @@
           </w:tcPr>
           <w:p>
             <w:pPr>
+              <w:widowControl w:val="0"/>
+              <w:jc w:val="both"/>
               <w:rPr>
                 <w:rFonts w:hint="default"/>
                 <w:vertAlign w:val="baseline"/>
@@ -1010,6 +1057,8 @@
           </w:tcPr>
           <w:p>
             <w:pPr>
+              <w:widowControl w:val="0"/>
+              <w:jc w:val="both"/>
               <w:rPr>
                 <w:rFonts w:hint="default"/>
                 <w:vertAlign w:val="baseline"/>
@@ -1034,6 +1083,8 @@
           </w:tcPr>
           <w:p>
             <w:pPr>
+              <w:widowControl w:val="0"/>
+              <w:jc w:val="both"/>
               <w:rPr>
                 <w:rFonts w:hint="default"/>
                 <w:vertAlign w:val="baseline"/>
@@ -1056,6 +1107,8 @@
           </w:tcPr>
           <w:p>
             <w:pPr>
+              <w:widowControl w:val="0"/>
+              <w:jc w:val="both"/>
               <w:rPr>
                 <w:rFonts w:hint="default"/>
                 <w:vertAlign w:val="baseline"/>
@@ -1112,7 +1165,9 @@
         </w:tblBorders>
         <w:tblLayout w:type="autofit"/>
         <w:tblCellMar>
+          <w:top w:w="0" w:type="dxa"/>
           <w:left w:w="108" w:type="dxa"/>
+          <w:bottom w:w="0" w:type="dxa"/>
           <w:right w:w="108" w:type="dxa"/>
         </w:tblCellMar>
       </w:tblPr>
@@ -1130,6 +1185,7 @@
           </w:tcPr>
           <w:p>
             <w:pPr>
+              <w:widowControl w:val="0"/>
               <w:jc w:val="center"/>
               <w:rPr>
                 <w:rFonts w:hint="default"/>
@@ -1166,6 +1222,7 @@
           </w:tcPr>
           <w:p>
             <w:pPr>
+              <w:widowControl w:val="0"/>
               <w:jc w:val="center"/>
               <w:rPr>
                 <w:rFonts w:hint="default"/>
@@ -1202,6 +1259,7 @@
           </w:tcPr>
           <w:p>
             <w:pPr>
+              <w:widowControl w:val="0"/>
               <w:jc w:val="center"/>
               <w:rPr>
                 <w:rFonts w:hint="default"/>
@@ -1238,6 +1296,7 @@
           </w:tcPr>
           <w:p>
             <w:pPr>
+              <w:widowControl w:val="0"/>
               <w:jc w:val="center"/>
               <w:rPr>
                 <w:rFonts w:hint="default"/>
@@ -1275,6 +1334,7 @@
           </w:tcPr>
           <w:p>
             <w:pPr>
+              <w:widowControl w:val="0"/>
               <w:jc w:val="center"/>
               <w:rPr>
                 <w:rFonts w:hint="default"/>
@@ -1298,6 +1358,7 @@
           </w:tcPr>
           <w:p>
             <w:pPr>
+              <w:widowControl w:val="0"/>
               <w:jc w:val="both"/>
               <w:rPr>
                 <w:rFonts w:hint="default"/>
@@ -1321,6 +1382,7 @@
           </w:tcPr>
           <w:p>
             <w:pPr>
+              <w:widowControl w:val="0"/>
               <w:jc w:val="both"/>
               <w:rPr>
                 <w:rFonts w:hint="default"/>
@@ -1344,6 +1406,7 @@
           </w:tcPr>
           <w:p>
             <w:pPr>
+              <w:widowControl w:val="0"/>
               <w:jc w:val="both"/>
               <w:rPr>
                 <w:rFonts w:hint="default"/>
@@ -1369,6 +1432,7 @@
           </w:tcPr>
           <w:p>
             <w:pPr>
+              <w:widowControl w:val="0"/>
               <w:jc w:val="center"/>
               <w:rPr>
                 <w:rFonts w:hint="default"/>
@@ -1392,6 +1456,7 @@
           </w:tcPr>
           <w:p>
             <w:pPr>
+              <w:widowControl w:val="0"/>
               <w:jc w:val="both"/>
               <w:rPr>
                 <w:rFonts w:hint="default"/>
@@ -1415,6 +1480,7 @@
           </w:tcPr>
           <w:p>
             <w:pPr>
+              <w:widowControl w:val="0"/>
               <w:jc w:val="both"/>
               <w:rPr>
                 <w:rFonts w:hint="default"/>
@@ -1438,6 +1504,7 @@
           </w:tcPr>
           <w:p>
             <w:pPr>
+              <w:widowControl w:val="0"/>
               <w:jc w:val="both"/>
               <w:rPr>
                 <w:rFonts w:hint="default"/>
@@ -1463,6 +1530,7 @@
           </w:tcPr>
           <w:p>
             <w:pPr>
+              <w:widowControl w:val="0"/>
               <w:jc w:val="center"/>
               <w:rPr>
                 <w:rFonts w:hint="default"/>
@@ -1486,6 +1554,7 @@
           </w:tcPr>
           <w:p>
             <w:pPr>
+              <w:widowControl w:val="0"/>
               <w:jc w:val="both"/>
               <w:rPr>
                 <w:rFonts w:hint="default"/>
@@ -1509,6 +1578,7 @@
           </w:tcPr>
           <w:p>
             <w:pPr>
+              <w:widowControl w:val="0"/>
               <w:jc w:val="both"/>
               <w:rPr>
                 <w:rFonts w:hint="default"/>
@@ -1532,6 +1602,7 @@
           </w:tcPr>
           <w:p>
             <w:pPr>
+              <w:widowControl w:val="0"/>
               <w:jc w:val="both"/>
               <w:rPr>
                 <w:rFonts w:hint="default"/>
@@ -1608,9 +1679,9 @@
       <w:r>
         <w:drawing>
           <wp:inline distT="0" distB="0" distL="114300" distR="114300">
-            <wp:extent cx="2862580" cy="2909570"/>
-            <wp:effectExtent l="0" t="0" r="7620" b="11430"/>
-            <wp:docPr id="2" name="Picture 2"/>
+            <wp:extent cx="3129280" cy="3270250"/>
+            <wp:effectExtent l="0" t="0" r="20320" b="6350"/>
+            <wp:docPr id="2" name="Picture 1"/>
             <wp:cNvGraphicFramePr>
               <a:graphicFrameLocks xmlns:a="http://schemas.openxmlformats.org/drawingml/2006/main" noChangeAspect="1"/>
             </wp:cNvGraphicFramePr>
@@ -1618,7 +1689,7 @@
               <a:graphicData uri="http://schemas.openxmlformats.org/drawingml/2006/picture">
                 <pic:pic xmlns:pic="http://schemas.openxmlformats.org/drawingml/2006/picture">
                   <pic:nvPicPr>
-                    <pic:cNvPr id="2" name="Picture 2"/>
+                    <pic:cNvPr id="2" name="Picture 1"/>
                     <pic:cNvPicPr>
                       <a:picLocks noChangeAspect="1"/>
                     </pic:cNvPicPr>
@@ -1632,7 +1703,7 @@
                   <pic:spPr>
                     <a:xfrm>
                       <a:off x="0" y="0"/>
-                      <a:ext cx="2862580" cy="2909570"/>
+                      <a:ext cx="3129280" cy="3270250"/>
                     </a:xfrm>
                     <a:prstGeom prst="rect">
                       <a:avLst/>
